--- a/MyDocumentConverterMultiOSV10/samples/output/office/odt/docx.docx
+++ b/MyDocumentConverterMultiOSV10/samples/output/office/odt/docx.docx
@@ -138,7 +138,7 @@
       <w:r>
         <w:t xml:space="preserve">, 그리고 </w:t>
       </w:r>
-      <w:hyperlink w:history="1" r:id="rIdlxufbejsskiaxrtt-fa5i">
+      <w:hyperlink w:history="1" r:id="rId3wqrw1lklt3zas6plmstw">
         <w:r>
           <w:rPr>
             <w:rStyle w:val="Hyperlink"/>
@@ -783,7 +783,7 @@
       <w:r>
         <w:t xml:space="preserve"> 자동 링크 </w:t>
       </w:r>
-      <w:hyperlink w:history="1" r:id="rIdt9r9w-gykitkkhdvaxfnf">
+      <w:hyperlink w:history="1" r:id="rId1vzenyo0albaj_u8fus6a">
         <w:r>
           <w:rPr>
             <w:rStyle w:val="Hyperlink"/>
@@ -794,7 +794,7 @@
       <w:r>
         <w:t xml:space="preserve"> 와 </w:t>
       </w:r>
-      <w:hyperlink w:history="1" r:id="rIdlge2_maqji1ulb6acug7j">
+      <w:hyperlink w:history="1" r:id="rIdwtp5sutbpot0jas0o-5at">
         <w:r>
           <w:rPr>
             <w:rStyle w:val="Hyperlink"/>
